--- a/TS-Padam/TS-6.2/TS 6.2 Sanskrit Pada Paatam Corrections.docx
+++ b/TS-Padam/TS-6.2/TS 6.2 Sanskrit Pada Paatam Corrections.docx
@@ -1,6 +1,6 @@
 
 <file path=word/document.xml><?xml version="1.0" encoding="utf-8"?>
-<w:document xmlns:wpc="http://schemas.microsoft.com/office/word/2010/wordprocessingCanvas" xmlns:cx="http://schemas.microsoft.com/office/drawing/2014/chartex" xmlns:cx1="http://schemas.microsoft.com/office/drawing/2015/9/8/chartex" xmlns:cx2="http://schemas.microsoft.com/office/drawing/2015/10/21/chartex" xmlns:cx3="http://schemas.microsoft.com/office/drawing/2016/5/9/chartex" xmlns:cx4="http://schemas.microsoft.com/office/drawing/2016/5/10/chartex" xmlns:cx5="http://schemas.microsoft.com/office/drawing/2016/5/11/chartex" xmlns:cx6="http://schemas.microsoft.com/office/drawing/2016/5/12/chartex" xmlns:cx7="http://schemas.microsoft.com/office/drawing/2016/5/13/chartex" xmlns:cx8="http://schemas.microsoft.com/office/drawing/2016/5/14/chartex" xmlns:mc="http://schemas.openxmlformats.org/markup-compatibility/2006" xmlns:aink="http://schemas.microsoft.com/office/drawing/2016/ink" xmlns:am3d="http://schemas.microsoft.com/office/drawing/2017/model3d" xmlns:o="urn:schemas-microsoft-com:office:office" xmlns:oel="http://schemas.microsoft.com/office/2019/extlst" xmlns:r="http://schemas.openxmlformats.org/officeDocument/2006/relationships" xmlns:m="http://schemas.openxmlformats.org/officeDocument/2006/math" xmlns:v="urn:schemas-microsoft-com:vml" xmlns:wp14="http://schemas.microsoft.com/office/word/2010/wordprocessingDrawing" xmlns:wp="http://schemas.openxmlformats.org/drawingml/2006/wordprocessingDrawing" xmlns:w10="urn:schemas-microsoft-com:office:word" xmlns:w="http://schemas.openxmlformats.org/wordprocessingml/2006/main" xmlns:w14="http://schemas.microsoft.com/office/word/2010/wordml" xmlns:w15="http://schemas.microsoft.com/office/word/2012/wordml" xmlns:w16cex="http://schemas.microsoft.com/office/word/2018/wordml/cex" xmlns:w16cid="http://schemas.microsoft.com/office/word/2016/wordml/cid" xmlns:w16="http://schemas.microsoft.com/office/word/2018/wordml" xmlns:w16sdtdh="http://schemas.microsoft.com/office/word/2020/wordml/sdtdatahash" xmlns:w16se="http://schemas.microsoft.com/office/word/2015/wordml/symex" xmlns:wpg="http://schemas.microsoft.com/office/word/2010/wordprocessingGroup" xmlns:wpi="http://schemas.microsoft.com/office/word/2010/wordprocessingInk" xmlns:wne="http://schemas.microsoft.com/office/word/2006/wordml" xmlns:wps="http://schemas.microsoft.com/office/word/2010/wordprocessingShape" mc:Ignorable="w14 w15 w16se w16cid w16 w16cex w16sdtdh wp14">
+<w:document xmlns:wpc="http://schemas.microsoft.com/office/word/2010/wordprocessingCanvas" xmlns:cx="http://schemas.microsoft.com/office/drawing/2014/chartex" xmlns:cx1="http://schemas.microsoft.com/office/drawing/2015/9/8/chartex" xmlns:cx2="http://schemas.microsoft.com/office/drawing/2015/10/21/chartex" xmlns:cx3="http://schemas.microsoft.com/office/drawing/2016/5/9/chartex" xmlns:cx4="http://schemas.microsoft.com/office/drawing/2016/5/10/chartex" xmlns:cx5="http://schemas.microsoft.com/office/drawing/2016/5/11/chartex" xmlns:cx6="http://schemas.microsoft.com/office/drawing/2016/5/12/chartex" xmlns:cx7="http://schemas.microsoft.com/office/drawing/2016/5/13/chartex" xmlns:cx8="http://schemas.microsoft.com/office/drawing/2016/5/14/chartex" xmlns:mc="http://schemas.openxmlformats.org/markup-compatibility/2006" xmlns:aink="http://schemas.microsoft.com/office/drawing/2016/ink" xmlns:am3d="http://schemas.microsoft.com/office/drawing/2017/model3d" xmlns:o="urn:schemas-microsoft-com:office:office" xmlns:oel="http://schemas.microsoft.com/office/2019/extlst" xmlns:r="http://schemas.openxmlformats.org/officeDocument/2006/relationships" xmlns:m="http://schemas.openxmlformats.org/officeDocument/2006/math" xmlns:v="urn:schemas-microsoft-com:vml" xmlns:wp14="http://schemas.microsoft.com/office/word/2010/wordprocessingDrawing" xmlns:wp="http://schemas.openxmlformats.org/drawingml/2006/wordprocessingDrawing" xmlns:w10="urn:schemas-microsoft-com:office:word" xmlns:w="http://schemas.openxmlformats.org/wordprocessingml/2006/main" xmlns:w14="http://schemas.microsoft.com/office/word/2010/wordml" xmlns:w15="http://schemas.microsoft.com/office/word/2012/wordml" xmlns:w16cex="http://schemas.microsoft.com/office/word/2018/wordml/cex" xmlns:w16cid="http://schemas.microsoft.com/office/word/2016/wordml/cid" xmlns:w16="http://schemas.microsoft.com/office/word/2018/wordml" xmlns:w16du="http://schemas.microsoft.com/office/word/2023/wordml/word16du" xmlns:w16sdtdh="http://schemas.microsoft.com/office/word/2020/wordml/sdtdatahash" xmlns:w16sdtfl="http://schemas.microsoft.com/office/word/2024/wordml/sdtformatlock" xmlns:w16se="http://schemas.microsoft.com/office/word/2015/wordml/symex" xmlns:wpg="http://schemas.microsoft.com/office/word/2010/wordprocessingGroup" xmlns:wpi="http://schemas.microsoft.com/office/word/2010/wordprocessingInk" xmlns:wne="http://schemas.microsoft.com/office/word/2006/wordml" xmlns:wps="http://schemas.microsoft.com/office/word/2010/wordprocessingShape" mc:Ignorable="w14 w15 w16se w16cid w16 w16cex w16sdtdh w16sdtfl w16du wp14">
   <w:body>
     <w:p>
       <w:pPr>
@@ -51,9 +51,8 @@
           <w:szCs w:val="32"/>
           <w:u w:val="single"/>
         </w:rPr>
-        <w:t xml:space="preserve">Observed </w:t>
+        <w:t xml:space="preserve">Observed till </w:t>
       </w:r>
-      <w:proofErr w:type="gramStart"/>
       <w:r>
         <w:rPr>
           <w:b/>
@@ -62,20 +61,8 @@
           <w:szCs w:val="32"/>
           <w:u w:val="single"/>
         </w:rPr>
-        <w:t xml:space="preserve">till </w:t>
+        <w:t>30th April 2026</w:t>
       </w:r>
-      <w:r>
-        <w:rPr>
-          <w:b/>
-          <w:bCs/>
-          <w:sz w:val="32"/>
-          <w:szCs w:val="32"/>
-          <w:highlight w:val="red"/>
-          <w:u w:val="single"/>
-        </w:rPr>
-        <w:t>?????</w:t>
-      </w:r>
-      <w:proofErr w:type="gramEnd"/>
     </w:p>
     <w:p>
       <w:pPr>
@@ -1221,6 +1208,28 @@
         </w:tc>
       </w:tr>
     </w:tbl>
+    <w:p>
+      <w:pPr>
+        <w:jc w:val="center"/>
+        <w:rPr>
+          <w:b/>
+          <w:bCs/>
+          <w:sz w:val="32"/>
+          <w:szCs w:val="32"/>
+          <w:u w:val="single"/>
+        </w:rPr>
+      </w:pPr>
+      <w:r>
+        <w:rPr>
+          <w:b/>
+          <w:bCs/>
+          <w:sz w:val="32"/>
+          <w:szCs w:val="32"/>
+          <w:u w:val="single"/>
+        </w:rPr>
+        <w:t>============</w:t>
+      </w:r>
+    </w:p>
     <w:p>
       <w:pPr>
         <w:jc w:val="center"/>
@@ -1576,78 +1585,6 @@
           <w:u w:val="single"/>
         </w:rPr>
       </w:pPr>
-    </w:p>
-    <w:p>
-      <w:pPr>
-        <w:jc w:val="center"/>
-        <w:rPr>
-          <w:b/>
-          <w:bCs/>
-          <w:sz w:val="32"/>
-          <w:szCs w:val="32"/>
-          <w:u w:val="single"/>
-        </w:rPr>
-      </w:pPr>
-    </w:p>
-    <w:p>
-      <w:pPr>
-        <w:jc w:val="center"/>
-        <w:rPr>
-          <w:b/>
-          <w:bCs/>
-          <w:sz w:val="32"/>
-          <w:szCs w:val="32"/>
-          <w:u w:val="single"/>
-        </w:rPr>
-      </w:pPr>
-    </w:p>
-    <w:p>
-      <w:pPr>
-        <w:jc w:val="center"/>
-        <w:rPr>
-          <w:b/>
-          <w:bCs/>
-          <w:sz w:val="32"/>
-          <w:szCs w:val="32"/>
-          <w:u w:val="single"/>
-        </w:rPr>
-      </w:pPr>
-    </w:p>
-    <w:p>
-      <w:pPr>
-        <w:jc w:val="center"/>
-        <w:rPr>
-          <w:b/>
-          <w:bCs/>
-          <w:sz w:val="32"/>
-          <w:szCs w:val="32"/>
-          <w:u w:val="single"/>
-        </w:rPr>
-      </w:pPr>
-    </w:p>
-    <w:p>
-      <w:pPr>
-        <w:jc w:val="center"/>
-        <w:rPr>
-          <w:b/>
-          <w:bCs/>
-          <w:sz w:val="32"/>
-          <w:szCs w:val="32"/>
-          <w:u w:val="single"/>
-        </w:rPr>
-      </w:pPr>
-    </w:p>
-    <w:p>
-      <w:pPr>
-        <w:jc w:val="center"/>
-        <w:rPr>
-          <w:b/>
-          <w:bCs/>
-          <w:sz w:val="32"/>
-          <w:szCs w:val="32"/>
-          <w:u w:val="single"/>
-        </w:rPr>
-      </w:pPr>
       <w:r>
         <w:rPr>
           <w:b/>
@@ -1656,6 +1593,7 @@
           <w:szCs w:val="32"/>
           <w:u w:val="single"/>
         </w:rPr>
+        <w:lastRenderedPageBreak/>
         <w:t>TS Pada Paatam – TS 6.2 Sanskrit co</w:t>
       </w:r>
       <w:r>
@@ -3231,7 +3169,6 @@
                 <w:sz w:val="28"/>
                 <w:szCs w:val="28"/>
               </w:rPr>
-              <w:lastRenderedPageBreak/>
               <w:t>TS 6.2.9.3 - Vaakyam</w:t>
             </w:r>
           </w:p>
@@ -3772,6 +3709,7 @@
                 <w:sz w:val="28"/>
                 <w:szCs w:val="28"/>
               </w:rPr>
+              <w:lastRenderedPageBreak/>
               <w:t>TS 6.2.9.4 - Padam</w:t>
             </w:r>
           </w:p>
@@ -5508,7 +5446,6 @@
                 <w:sz w:val="28"/>
                 <w:szCs w:val="28"/>
               </w:rPr>
-              <w:lastRenderedPageBreak/>
               <w:t>TS 6.2.11.1 – Vaakyam</w:t>
             </w:r>
             <w:r>
@@ -5764,6 +5701,7 @@
                 <w:sz w:val="28"/>
                 <w:szCs w:val="28"/>
               </w:rPr>
+              <w:lastRenderedPageBreak/>
               <w:t>TS 6.2.1</w:t>
             </w:r>
             <w:r>
@@ -7231,7 +7169,6 @@
                 <w:sz w:val="28"/>
                 <w:szCs w:val="28"/>
               </w:rPr>
-              <w:lastRenderedPageBreak/>
               <w:t>TS 6.2.8.5 – Padam</w:t>
             </w:r>
           </w:p>
@@ -7503,6 +7440,7 @@
                 <w:sz w:val="28"/>
                 <w:szCs w:val="28"/>
               </w:rPr>
+              <w:lastRenderedPageBreak/>
               <w:t>TS 6.2.8.5 – Padam</w:t>
             </w:r>
           </w:p>
@@ -8794,7 +8732,6 @@
                 <w:szCs w:val="40"/>
                 <w:lang w:val="en-IN" w:eastAsia="en-IN"/>
               </w:rPr>
-              <w:lastRenderedPageBreak/>
               <w:t>xÉ</w:t>
             </w:r>
             <w:r>
@@ -8939,7 +8876,6 @@
                 <w:szCs w:val="40"/>
                 <w:lang w:val="en-IN" w:eastAsia="en-IN"/>
               </w:rPr>
-              <w:lastRenderedPageBreak/>
               <w:t>uÉeÉëþÈ | pÉëÉiÉ×þurÉÉÍpÉpÉÔirÉÉ</w:t>
             </w:r>
             <w:r>
@@ -9090,7 +9026,6 @@
                 <w:szCs w:val="40"/>
                 <w:lang w:val="en-IN" w:eastAsia="en-IN"/>
               </w:rPr>
-              <w:lastRenderedPageBreak/>
               <w:t>xÉ</w:t>
             </w:r>
             <w:r>
@@ -10750,6 +10685,7 @@
           <w:szCs w:val="32"/>
           <w:u w:val="single"/>
         </w:rPr>
+        <w:lastRenderedPageBreak/>
         <w:t>TS</w:t>
       </w:r>
       <w:r>
@@ -11306,7 +11242,7 @@
 </file>
 
 <file path=word/endnotes.xml><?xml version="1.0" encoding="utf-8"?>
-<w:endnotes xmlns:wpc="http://schemas.microsoft.com/office/word/2010/wordprocessingCanvas" xmlns:cx="http://schemas.microsoft.com/office/drawing/2014/chartex" xmlns:cx1="http://schemas.microsoft.com/office/drawing/2015/9/8/chartex" xmlns:cx2="http://schemas.microsoft.com/office/drawing/2015/10/21/chartex" xmlns:cx3="http://schemas.microsoft.com/office/drawing/2016/5/9/chartex" xmlns:cx4="http://schemas.microsoft.com/office/drawing/2016/5/10/chartex" xmlns:cx5="http://schemas.microsoft.com/office/drawing/2016/5/11/chartex" xmlns:cx6="http://schemas.microsoft.com/office/drawing/2016/5/12/chartex" xmlns:cx7="http://schemas.microsoft.com/office/drawing/2016/5/13/chartex" xmlns:cx8="http://schemas.microsoft.com/office/drawing/2016/5/14/chartex" xmlns:mc="http://schemas.openxmlformats.org/markup-compatibility/2006" xmlns:aink="http://schemas.microsoft.com/office/drawing/2016/ink" xmlns:am3d="http://schemas.microsoft.com/office/drawing/2017/model3d" xmlns:o="urn:schemas-microsoft-com:office:office" xmlns:oel="http://schemas.microsoft.com/office/2019/extlst" xmlns:r="http://schemas.openxmlformats.org/officeDocument/2006/relationships" xmlns:m="http://schemas.openxmlformats.org/officeDocument/2006/math" xmlns:v="urn:schemas-microsoft-com:vml" xmlns:wp14="http://schemas.microsoft.com/office/word/2010/wordprocessingDrawing" xmlns:wp="http://schemas.openxmlformats.org/drawingml/2006/wordprocessingDrawing" xmlns:w10="urn:schemas-microsoft-com:office:word" xmlns:w="http://schemas.openxmlformats.org/wordprocessingml/2006/main" xmlns:w14="http://schemas.microsoft.com/office/word/2010/wordml" xmlns:w15="http://schemas.microsoft.com/office/word/2012/wordml" xmlns:w16cex="http://schemas.microsoft.com/office/word/2018/wordml/cex" xmlns:w16cid="http://schemas.microsoft.com/office/word/2016/wordml/cid" xmlns:w16="http://schemas.microsoft.com/office/word/2018/wordml" xmlns:w16sdtdh="http://schemas.microsoft.com/office/word/2020/wordml/sdtdatahash" xmlns:w16se="http://schemas.microsoft.com/office/word/2015/wordml/symex" xmlns:wpg="http://schemas.microsoft.com/office/word/2010/wordprocessingGroup" xmlns:wpi="http://schemas.microsoft.com/office/word/2010/wordprocessingInk" xmlns:wne="http://schemas.microsoft.com/office/word/2006/wordml" xmlns:wps="http://schemas.microsoft.com/office/word/2010/wordprocessingShape" mc:Ignorable="w14 w15 w16se w16cid w16 w16cex w16sdtdh wp14">
+<w:endnotes xmlns:wpc="http://schemas.microsoft.com/office/word/2010/wordprocessingCanvas" xmlns:cx="http://schemas.microsoft.com/office/drawing/2014/chartex" xmlns:cx1="http://schemas.microsoft.com/office/drawing/2015/9/8/chartex" xmlns:cx2="http://schemas.microsoft.com/office/drawing/2015/10/21/chartex" xmlns:cx3="http://schemas.microsoft.com/office/drawing/2016/5/9/chartex" xmlns:cx4="http://schemas.microsoft.com/office/drawing/2016/5/10/chartex" xmlns:cx5="http://schemas.microsoft.com/office/drawing/2016/5/11/chartex" xmlns:cx6="http://schemas.microsoft.com/office/drawing/2016/5/12/chartex" xmlns:cx7="http://schemas.microsoft.com/office/drawing/2016/5/13/chartex" xmlns:cx8="http://schemas.microsoft.com/office/drawing/2016/5/14/chartex" xmlns:mc="http://schemas.openxmlformats.org/markup-compatibility/2006" xmlns:aink="http://schemas.microsoft.com/office/drawing/2016/ink" xmlns:am3d="http://schemas.microsoft.com/office/drawing/2017/model3d" xmlns:o="urn:schemas-microsoft-com:office:office" xmlns:oel="http://schemas.microsoft.com/office/2019/extlst" xmlns:r="http://schemas.openxmlformats.org/officeDocument/2006/relationships" xmlns:m="http://schemas.openxmlformats.org/officeDocument/2006/math" xmlns:v="urn:schemas-microsoft-com:vml" xmlns:wp14="http://schemas.microsoft.com/office/word/2010/wordprocessingDrawing" xmlns:wp="http://schemas.openxmlformats.org/drawingml/2006/wordprocessingDrawing" xmlns:w10="urn:schemas-microsoft-com:office:word" xmlns:w="http://schemas.openxmlformats.org/wordprocessingml/2006/main" xmlns:w14="http://schemas.microsoft.com/office/word/2010/wordml" xmlns:w15="http://schemas.microsoft.com/office/word/2012/wordml" xmlns:w16cex="http://schemas.microsoft.com/office/word/2018/wordml/cex" xmlns:w16cid="http://schemas.microsoft.com/office/word/2016/wordml/cid" xmlns:w16="http://schemas.microsoft.com/office/word/2018/wordml" xmlns:w16du="http://schemas.microsoft.com/office/word/2023/wordml/word16du" xmlns:w16sdtdh="http://schemas.microsoft.com/office/word/2020/wordml/sdtdatahash" xmlns:w16sdtfl="http://schemas.microsoft.com/office/word/2024/wordml/sdtformatlock" xmlns:w16se="http://schemas.microsoft.com/office/word/2015/wordml/symex" xmlns:wpg="http://schemas.microsoft.com/office/word/2010/wordprocessingGroup" xmlns:wpi="http://schemas.microsoft.com/office/word/2010/wordprocessingInk" xmlns:wne="http://schemas.microsoft.com/office/word/2006/wordml" xmlns:wps="http://schemas.microsoft.com/office/word/2010/wordprocessingShape" mc:Ignorable="w14 w15 w16se w16cid w16 w16cex w16sdtdh w16sdtfl w16du wp14">
   <w:endnote w:type="separator" w:id="-1">
     <w:p>
       <w:r>
@@ -11325,7 +11261,7 @@
 </file>
 
 <file path=word/footer1.xml><?xml version="1.0" encoding="utf-8"?>
-<w:ftr xmlns:wpc="http://schemas.microsoft.com/office/word/2010/wordprocessingCanvas" xmlns:cx="http://schemas.microsoft.com/office/drawing/2014/chartex" xmlns:cx1="http://schemas.microsoft.com/office/drawing/2015/9/8/chartex" xmlns:cx2="http://schemas.microsoft.com/office/drawing/2015/10/21/chartex" xmlns:cx3="http://schemas.microsoft.com/office/drawing/2016/5/9/chartex" xmlns:cx4="http://schemas.microsoft.com/office/drawing/2016/5/10/chartex" xmlns:cx5="http://schemas.microsoft.com/office/drawing/2016/5/11/chartex" xmlns:cx6="http://schemas.microsoft.com/office/drawing/2016/5/12/chartex" xmlns:cx7="http://schemas.microsoft.com/office/drawing/2016/5/13/chartex" xmlns:cx8="http://schemas.microsoft.com/office/drawing/2016/5/14/chartex" xmlns:mc="http://schemas.openxmlformats.org/markup-compatibility/2006" xmlns:aink="http://schemas.microsoft.com/office/drawing/2016/ink" xmlns:am3d="http://schemas.microsoft.com/office/drawing/2017/model3d" xmlns:o="urn:schemas-microsoft-com:office:office" xmlns:oel="http://schemas.microsoft.com/office/2019/extlst" xmlns:r="http://schemas.openxmlformats.org/officeDocument/2006/relationships" xmlns:m="http://schemas.openxmlformats.org/officeDocument/2006/math" xmlns:v="urn:schemas-microsoft-com:vml" xmlns:wp14="http://schemas.microsoft.com/office/word/2010/wordprocessingDrawing" xmlns:wp="http://schemas.openxmlformats.org/drawingml/2006/wordprocessingDrawing" xmlns:w10="urn:schemas-microsoft-com:office:word" xmlns:w="http://schemas.openxmlformats.org/wordprocessingml/2006/main" xmlns:w14="http://schemas.microsoft.com/office/word/2010/wordml" xmlns:w15="http://schemas.microsoft.com/office/word/2012/wordml" xmlns:w16cex="http://schemas.microsoft.com/office/word/2018/wordml/cex" xmlns:w16cid="http://schemas.microsoft.com/office/word/2016/wordml/cid" xmlns:w16="http://schemas.microsoft.com/office/word/2018/wordml" xmlns:w16sdtdh="http://schemas.microsoft.com/office/word/2020/wordml/sdtdatahash" xmlns:w16se="http://schemas.microsoft.com/office/word/2015/wordml/symex" xmlns:wpg="http://schemas.microsoft.com/office/word/2010/wordprocessingGroup" xmlns:wpi="http://schemas.microsoft.com/office/word/2010/wordprocessingInk" xmlns:wne="http://schemas.microsoft.com/office/word/2006/wordml" xmlns:wps="http://schemas.microsoft.com/office/word/2010/wordprocessingShape" mc:Ignorable="w14 w15 w16se w16cid w16 w16cex w16sdtdh wp14">
+<w:ftr xmlns:wpc="http://schemas.microsoft.com/office/word/2010/wordprocessingCanvas" xmlns:cx="http://schemas.microsoft.com/office/drawing/2014/chartex" xmlns:cx1="http://schemas.microsoft.com/office/drawing/2015/9/8/chartex" xmlns:cx2="http://schemas.microsoft.com/office/drawing/2015/10/21/chartex" xmlns:cx3="http://schemas.microsoft.com/office/drawing/2016/5/9/chartex" xmlns:cx4="http://schemas.microsoft.com/office/drawing/2016/5/10/chartex" xmlns:cx5="http://schemas.microsoft.com/office/drawing/2016/5/11/chartex" xmlns:cx6="http://schemas.microsoft.com/office/drawing/2016/5/12/chartex" xmlns:cx7="http://schemas.microsoft.com/office/drawing/2016/5/13/chartex" xmlns:cx8="http://schemas.microsoft.com/office/drawing/2016/5/14/chartex" xmlns:mc="http://schemas.openxmlformats.org/markup-compatibility/2006" xmlns:aink="http://schemas.microsoft.com/office/drawing/2016/ink" xmlns:am3d="http://schemas.microsoft.com/office/drawing/2017/model3d" xmlns:o="urn:schemas-microsoft-com:office:office" xmlns:oel="http://schemas.microsoft.com/office/2019/extlst" xmlns:r="http://schemas.openxmlformats.org/officeDocument/2006/relationships" xmlns:m="http://schemas.openxmlformats.org/officeDocument/2006/math" xmlns:v="urn:schemas-microsoft-com:vml" xmlns:wp14="http://schemas.microsoft.com/office/word/2010/wordprocessingDrawing" xmlns:wp="http://schemas.openxmlformats.org/drawingml/2006/wordprocessingDrawing" xmlns:w10="urn:schemas-microsoft-com:office:word" xmlns:w="http://schemas.openxmlformats.org/wordprocessingml/2006/main" xmlns:w14="http://schemas.microsoft.com/office/word/2010/wordml" xmlns:w15="http://schemas.microsoft.com/office/word/2012/wordml" xmlns:w16cex="http://schemas.microsoft.com/office/word/2018/wordml/cex" xmlns:w16cid="http://schemas.microsoft.com/office/word/2016/wordml/cid" xmlns:w16="http://schemas.microsoft.com/office/word/2018/wordml" xmlns:w16du="http://schemas.microsoft.com/office/word/2023/wordml/word16du" xmlns:w16sdtdh="http://schemas.microsoft.com/office/word/2020/wordml/sdtdatahash" xmlns:w16sdtfl="http://schemas.microsoft.com/office/word/2024/wordml/sdtformatlock" xmlns:w16se="http://schemas.microsoft.com/office/word/2015/wordml/symex" xmlns:wpg="http://schemas.microsoft.com/office/word/2010/wordprocessingGroup" xmlns:wpi="http://schemas.microsoft.com/office/word/2010/wordprocessingInk" xmlns:wne="http://schemas.microsoft.com/office/word/2006/wordml" xmlns:wps="http://schemas.microsoft.com/office/word/2010/wordprocessingShape" mc:Ignorable="w14 w15 w16se w16cid w16 w16cex w16sdtdh w16sdtfl w16du wp14">
   <w:p>
     <w:pPr>
       <w:pBdr>
@@ -11510,7 +11446,7 @@
 </file>
 
 <file path=word/footer2.xml><?xml version="1.0" encoding="utf-8"?>
-<w:ftr xmlns:wpc="http://schemas.microsoft.com/office/word/2010/wordprocessingCanvas" xmlns:cx="http://schemas.microsoft.com/office/drawing/2014/chartex" xmlns:cx1="http://schemas.microsoft.com/office/drawing/2015/9/8/chartex" xmlns:cx2="http://schemas.microsoft.com/office/drawing/2015/10/21/chartex" xmlns:cx3="http://schemas.microsoft.com/office/drawing/2016/5/9/chartex" xmlns:cx4="http://schemas.microsoft.com/office/drawing/2016/5/10/chartex" xmlns:cx5="http://schemas.microsoft.com/office/drawing/2016/5/11/chartex" xmlns:cx6="http://schemas.microsoft.com/office/drawing/2016/5/12/chartex" xmlns:cx7="http://schemas.microsoft.com/office/drawing/2016/5/13/chartex" xmlns:cx8="http://schemas.microsoft.com/office/drawing/2016/5/14/chartex" xmlns:mc="http://schemas.openxmlformats.org/markup-compatibility/2006" xmlns:aink="http://schemas.microsoft.com/office/drawing/2016/ink" xmlns:am3d="http://schemas.microsoft.com/office/drawing/2017/model3d" xmlns:o="urn:schemas-microsoft-com:office:office" xmlns:oel="http://schemas.microsoft.com/office/2019/extlst" xmlns:r="http://schemas.openxmlformats.org/officeDocument/2006/relationships" xmlns:m="http://schemas.openxmlformats.org/officeDocument/2006/math" xmlns:v="urn:schemas-microsoft-com:vml" xmlns:wp14="http://schemas.microsoft.com/office/word/2010/wordprocessingDrawing" xmlns:wp="http://schemas.openxmlformats.org/drawingml/2006/wordprocessingDrawing" xmlns:w10="urn:schemas-microsoft-com:office:word" xmlns:w="http://schemas.openxmlformats.org/wordprocessingml/2006/main" xmlns:w14="http://schemas.microsoft.com/office/word/2010/wordml" xmlns:w15="http://schemas.microsoft.com/office/word/2012/wordml" xmlns:w16cex="http://schemas.microsoft.com/office/word/2018/wordml/cex" xmlns:w16cid="http://schemas.microsoft.com/office/word/2016/wordml/cid" xmlns:w16="http://schemas.microsoft.com/office/word/2018/wordml" xmlns:w16sdtdh="http://schemas.microsoft.com/office/word/2020/wordml/sdtdatahash" xmlns:w16se="http://schemas.microsoft.com/office/word/2015/wordml/symex" xmlns:wpg="http://schemas.microsoft.com/office/word/2010/wordprocessingGroup" xmlns:wpi="http://schemas.microsoft.com/office/word/2010/wordprocessingInk" xmlns:wne="http://schemas.microsoft.com/office/word/2006/wordml" xmlns:wps="http://schemas.microsoft.com/office/word/2010/wordprocessingShape" mc:Ignorable="w14 w15 w16se w16cid w16 w16cex w16sdtdh wp14">
+<w:ftr xmlns:wpc="http://schemas.microsoft.com/office/word/2010/wordprocessingCanvas" xmlns:cx="http://schemas.microsoft.com/office/drawing/2014/chartex" xmlns:cx1="http://schemas.microsoft.com/office/drawing/2015/9/8/chartex" xmlns:cx2="http://schemas.microsoft.com/office/drawing/2015/10/21/chartex" xmlns:cx3="http://schemas.microsoft.com/office/drawing/2016/5/9/chartex" xmlns:cx4="http://schemas.microsoft.com/office/drawing/2016/5/10/chartex" xmlns:cx5="http://schemas.microsoft.com/office/drawing/2016/5/11/chartex" xmlns:cx6="http://schemas.microsoft.com/office/drawing/2016/5/12/chartex" xmlns:cx7="http://schemas.microsoft.com/office/drawing/2016/5/13/chartex" xmlns:cx8="http://schemas.microsoft.com/office/drawing/2016/5/14/chartex" xmlns:mc="http://schemas.openxmlformats.org/markup-compatibility/2006" xmlns:aink="http://schemas.microsoft.com/office/drawing/2016/ink" xmlns:am3d="http://schemas.microsoft.com/office/drawing/2017/model3d" xmlns:o="urn:schemas-microsoft-com:office:office" xmlns:oel="http://schemas.microsoft.com/office/2019/extlst" xmlns:r="http://schemas.openxmlformats.org/officeDocument/2006/relationships" xmlns:m="http://schemas.openxmlformats.org/officeDocument/2006/math" xmlns:v="urn:schemas-microsoft-com:vml" xmlns:wp14="http://schemas.microsoft.com/office/word/2010/wordprocessingDrawing" xmlns:wp="http://schemas.openxmlformats.org/drawingml/2006/wordprocessingDrawing" xmlns:w10="urn:schemas-microsoft-com:office:word" xmlns:w="http://schemas.openxmlformats.org/wordprocessingml/2006/main" xmlns:w14="http://schemas.microsoft.com/office/word/2010/wordml" xmlns:w15="http://schemas.microsoft.com/office/word/2012/wordml" xmlns:w16cex="http://schemas.microsoft.com/office/word/2018/wordml/cex" xmlns:w16cid="http://schemas.microsoft.com/office/word/2016/wordml/cid" xmlns:w16="http://schemas.microsoft.com/office/word/2018/wordml" xmlns:w16du="http://schemas.microsoft.com/office/word/2023/wordml/word16du" xmlns:w16sdtdh="http://schemas.microsoft.com/office/word/2020/wordml/sdtdatahash" xmlns:w16sdtfl="http://schemas.microsoft.com/office/word/2024/wordml/sdtformatlock" xmlns:w16se="http://schemas.microsoft.com/office/word/2015/wordml/symex" xmlns:wpg="http://schemas.microsoft.com/office/word/2010/wordprocessingGroup" xmlns:wpi="http://schemas.microsoft.com/office/word/2010/wordprocessingInk" xmlns:wne="http://schemas.microsoft.com/office/word/2006/wordml" xmlns:wps="http://schemas.microsoft.com/office/word/2010/wordprocessingShape" mc:Ignorable="w14 w15 w16se w16cid w16 w16cex w16sdtdh w16sdtfl w16du wp14">
   <w:p>
     <w:pPr>
       <w:pBdr>
@@ -11668,7 +11604,7 @@
 </file>
 
 <file path=word/footnotes.xml><?xml version="1.0" encoding="utf-8"?>
-<w:footnotes xmlns:wpc="http://schemas.microsoft.com/office/word/2010/wordprocessingCanvas" xmlns:cx="http://schemas.microsoft.com/office/drawing/2014/chartex" xmlns:cx1="http://schemas.microsoft.com/office/drawing/2015/9/8/chartex" xmlns:cx2="http://schemas.microsoft.com/office/drawing/2015/10/21/chartex" xmlns:cx3="http://schemas.microsoft.com/office/drawing/2016/5/9/chartex" xmlns:cx4="http://schemas.microsoft.com/office/drawing/2016/5/10/chartex" xmlns:cx5="http://schemas.microsoft.com/office/drawing/2016/5/11/chartex" xmlns:cx6="http://schemas.microsoft.com/office/drawing/2016/5/12/chartex" xmlns:cx7="http://schemas.microsoft.com/office/drawing/2016/5/13/chartex" xmlns:cx8="http://schemas.microsoft.com/office/drawing/2016/5/14/chartex" xmlns:mc="http://schemas.openxmlformats.org/markup-compatibility/2006" xmlns:aink="http://schemas.microsoft.com/office/drawing/2016/ink" xmlns:am3d="http://schemas.microsoft.com/office/drawing/2017/model3d" xmlns:o="urn:schemas-microsoft-com:office:office" xmlns:oel="http://schemas.microsoft.com/office/2019/extlst" xmlns:r="http://schemas.openxmlformats.org/officeDocument/2006/relationships" xmlns:m="http://schemas.openxmlformats.org/officeDocument/2006/math" xmlns:v="urn:schemas-microsoft-com:vml" xmlns:wp14="http://schemas.microsoft.com/office/word/2010/wordprocessingDrawing" xmlns:wp="http://schemas.openxmlformats.org/drawingml/2006/wordprocessingDrawing" xmlns:w10="urn:schemas-microsoft-com:office:word" xmlns:w="http://schemas.openxmlformats.org/wordprocessingml/2006/main" xmlns:w14="http://schemas.microsoft.com/office/word/2010/wordml" xmlns:w15="http://schemas.microsoft.com/office/word/2012/wordml" xmlns:w16cex="http://schemas.microsoft.com/office/word/2018/wordml/cex" xmlns:w16cid="http://schemas.microsoft.com/office/word/2016/wordml/cid" xmlns:w16="http://schemas.microsoft.com/office/word/2018/wordml" xmlns:w16sdtdh="http://schemas.microsoft.com/office/word/2020/wordml/sdtdatahash" xmlns:w16se="http://schemas.microsoft.com/office/word/2015/wordml/symex" xmlns:wpg="http://schemas.microsoft.com/office/word/2010/wordprocessingGroup" xmlns:wpi="http://schemas.microsoft.com/office/word/2010/wordprocessingInk" xmlns:wne="http://schemas.microsoft.com/office/word/2006/wordml" xmlns:wps="http://schemas.microsoft.com/office/word/2010/wordprocessingShape" mc:Ignorable="w14 w15 w16se w16cid w16 w16cex w16sdtdh wp14">
+<w:footnotes xmlns:wpc="http://schemas.microsoft.com/office/word/2010/wordprocessingCanvas" xmlns:cx="http://schemas.microsoft.com/office/drawing/2014/chartex" xmlns:cx1="http://schemas.microsoft.com/office/drawing/2015/9/8/chartex" xmlns:cx2="http://schemas.microsoft.com/office/drawing/2015/10/21/chartex" xmlns:cx3="http://schemas.microsoft.com/office/drawing/2016/5/9/chartex" xmlns:cx4="http://schemas.microsoft.com/office/drawing/2016/5/10/chartex" xmlns:cx5="http://schemas.microsoft.com/office/drawing/2016/5/11/chartex" xmlns:cx6="http://schemas.microsoft.com/office/drawing/2016/5/12/chartex" xmlns:cx7="http://schemas.microsoft.com/office/drawing/2016/5/13/chartex" xmlns:cx8="http://schemas.microsoft.com/office/drawing/2016/5/14/chartex" xmlns:mc="http://schemas.openxmlformats.org/markup-compatibility/2006" xmlns:aink="http://schemas.microsoft.com/office/drawing/2016/ink" xmlns:am3d="http://schemas.microsoft.com/office/drawing/2017/model3d" xmlns:o="urn:schemas-microsoft-com:office:office" xmlns:oel="http://schemas.microsoft.com/office/2019/extlst" xmlns:r="http://schemas.openxmlformats.org/officeDocument/2006/relationships" xmlns:m="http://schemas.openxmlformats.org/officeDocument/2006/math" xmlns:v="urn:schemas-microsoft-com:vml" xmlns:wp14="http://schemas.microsoft.com/office/word/2010/wordprocessingDrawing" xmlns:wp="http://schemas.openxmlformats.org/drawingml/2006/wordprocessingDrawing" xmlns:w10="urn:schemas-microsoft-com:office:word" xmlns:w="http://schemas.openxmlformats.org/wordprocessingml/2006/main" xmlns:w14="http://schemas.microsoft.com/office/word/2010/wordml" xmlns:w15="http://schemas.microsoft.com/office/word/2012/wordml" xmlns:w16cex="http://schemas.microsoft.com/office/word/2018/wordml/cex" xmlns:w16cid="http://schemas.microsoft.com/office/word/2016/wordml/cid" xmlns:w16="http://schemas.microsoft.com/office/word/2018/wordml" xmlns:w16du="http://schemas.microsoft.com/office/word/2023/wordml/word16du" xmlns:w16sdtdh="http://schemas.microsoft.com/office/word/2020/wordml/sdtdatahash" xmlns:w16sdtfl="http://schemas.microsoft.com/office/word/2024/wordml/sdtformatlock" xmlns:w16se="http://schemas.microsoft.com/office/word/2015/wordml/symex" xmlns:wpg="http://schemas.microsoft.com/office/word/2010/wordprocessingGroup" xmlns:wpi="http://schemas.microsoft.com/office/word/2010/wordprocessingInk" xmlns:wne="http://schemas.microsoft.com/office/word/2006/wordml" xmlns:wps="http://schemas.microsoft.com/office/word/2010/wordprocessingShape" mc:Ignorable="w14 w15 w16se w16cid w16 w16cex w16sdtdh w16sdtfl w16du wp14">
   <w:footnote w:type="separator" w:id="-1">
     <w:p>
       <w:r>
@@ -11687,7 +11623,7 @@
 </file>
 
 <file path=word/header1.xml><?xml version="1.0" encoding="utf-8"?>
-<w:hdr xmlns:wpc="http://schemas.microsoft.com/office/word/2010/wordprocessingCanvas" xmlns:cx="http://schemas.microsoft.com/office/drawing/2014/chartex" xmlns:cx1="http://schemas.microsoft.com/office/drawing/2015/9/8/chartex" xmlns:cx2="http://schemas.microsoft.com/office/drawing/2015/10/21/chartex" xmlns:cx3="http://schemas.microsoft.com/office/drawing/2016/5/9/chartex" xmlns:cx4="http://schemas.microsoft.com/office/drawing/2016/5/10/chartex" xmlns:cx5="http://schemas.microsoft.com/office/drawing/2016/5/11/chartex" xmlns:cx6="http://schemas.microsoft.com/office/drawing/2016/5/12/chartex" xmlns:cx7="http://schemas.microsoft.com/office/drawing/2016/5/13/chartex" xmlns:cx8="http://schemas.microsoft.com/office/drawing/2016/5/14/chartex" xmlns:mc="http://schemas.openxmlformats.org/markup-compatibility/2006" xmlns:aink="http://schemas.microsoft.com/office/drawing/2016/ink" xmlns:am3d="http://schemas.microsoft.com/office/drawing/2017/model3d" xmlns:o="urn:schemas-microsoft-com:office:office" xmlns:oel="http://schemas.microsoft.com/office/2019/extlst" xmlns:r="http://schemas.openxmlformats.org/officeDocument/2006/relationships" xmlns:m="http://schemas.openxmlformats.org/officeDocument/2006/math" xmlns:v="urn:schemas-microsoft-com:vml" xmlns:wp14="http://schemas.microsoft.com/office/word/2010/wordprocessingDrawing" xmlns:wp="http://schemas.openxmlformats.org/drawingml/2006/wordprocessingDrawing" xmlns:w10="urn:schemas-microsoft-com:office:word" xmlns:w="http://schemas.openxmlformats.org/wordprocessingml/2006/main" xmlns:w14="http://schemas.microsoft.com/office/word/2010/wordml" xmlns:w15="http://schemas.microsoft.com/office/word/2012/wordml" xmlns:w16cex="http://schemas.microsoft.com/office/word/2018/wordml/cex" xmlns:w16cid="http://schemas.microsoft.com/office/word/2016/wordml/cid" xmlns:w16="http://schemas.microsoft.com/office/word/2018/wordml" xmlns:w16sdtdh="http://schemas.microsoft.com/office/word/2020/wordml/sdtdatahash" xmlns:w16se="http://schemas.microsoft.com/office/word/2015/wordml/symex" xmlns:wpg="http://schemas.microsoft.com/office/word/2010/wordprocessingGroup" xmlns:wpi="http://schemas.microsoft.com/office/word/2010/wordprocessingInk" xmlns:wne="http://schemas.microsoft.com/office/word/2006/wordml" xmlns:wps="http://schemas.microsoft.com/office/word/2010/wordprocessingShape" mc:Ignorable="w14 w15 w16se w16cid w16 w16cex w16sdtdh wp14">
+<w:hdr xmlns:wpc="http://schemas.microsoft.com/office/word/2010/wordprocessingCanvas" xmlns:cx="http://schemas.microsoft.com/office/drawing/2014/chartex" xmlns:cx1="http://schemas.microsoft.com/office/drawing/2015/9/8/chartex" xmlns:cx2="http://schemas.microsoft.com/office/drawing/2015/10/21/chartex" xmlns:cx3="http://schemas.microsoft.com/office/drawing/2016/5/9/chartex" xmlns:cx4="http://schemas.microsoft.com/office/drawing/2016/5/10/chartex" xmlns:cx5="http://schemas.microsoft.com/office/drawing/2016/5/11/chartex" xmlns:cx6="http://schemas.microsoft.com/office/drawing/2016/5/12/chartex" xmlns:cx7="http://schemas.microsoft.com/office/drawing/2016/5/13/chartex" xmlns:cx8="http://schemas.microsoft.com/office/drawing/2016/5/14/chartex" xmlns:mc="http://schemas.openxmlformats.org/markup-compatibility/2006" xmlns:aink="http://schemas.microsoft.com/office/drawing/2016/ink" xmlns:am3d="http://schemas.microsoft.com/office/drawing/2017/model3d" xmlns:o="urn:schemas-microsoft-com:office:office" xmlns:oel="http://schemas.microsoft.com/office/2019/extlst" xmlns:r="http://schemas.openxmlformats.org/officeDocument/2006/relationships" xmlns:m="http://schemas.openxmlformats.org/officeDocument/2006/math" xmlns:v="urn:schemas-microsoft-com:vml" xmlns:wp14="http://schemas.microsoft.com/office/word/2010/wordprocessingDrawing" xmlns:wp="http://schemas.openxmlformats.org/drawingml/2006/wordprocessingDrawing" xmlns:w10="urn:schemas-microsoft-com:office:word" xmlns:w="http://schemas.openxmlformats.org/wordprocessingml/2006/main" xmlns:w14="http://schemas.microsoft.com/office/word/2010/wordml" xmlns:w15="http://schemas.microsoft.com/office/word/2012/wordml" xmlns:w16cex="http://schemas.microsoft.com/office/word/2018/wordml/cex" xmlns:w16cid="http://schemas.microsoft.com/office/word/2016/wordml/cid" xmlns:w16="http://schemas.microsoft.com/office/word/2018/wordml" xmlns:w16du="http://schemas.microsoft.com/office/word/2023/wordml/word16du" xmlns:w16sdtdh="http://schemas.microsoft.com/office/word/2020/wordml/sdtdatahash" xmlns:w16sdtfl="http://schemas.microsoft.com/office/word/2024/wordml/sdtformatlock" xmlns:w16se="http://schemas.microsoft.com/office/word/2015/wordml/symex" xmlns:wpg="http://schemas.microsoft.com/office/word/2010/wordprocessingGroup" xmlns:wpi="http://schemas.microsoft.com/office/word/2010/wordprocessingInk" xmlns:wne="http://schemas.microsoft.com/office/word/2006/wordml" xmlns:wps="http://schemas.microsoft.com/office/word/2010/wordprocessingShape" mc:Ignorable="w14 w15 w16se w16cid w16 w16cex w16sdtdh w16sdtfl w16du wp14">
   <w:p>
     <w:pPr>
       <w:pStyle w:val="Header"/>
@@ -11700,7 +11636,7 @@
 </file>
 
 <file path=word/header2.xml><?xml version="1.0" encoding="utf-8"?>
-<w:hdr xmlns:wpc="http://schemas.microsoft.com/office/word/2010/wordprocessingCanvas" xmlns:cx="http://schemas.microsoft.com/office/drawing/2014/chartex" xmlns:cx1="http://schemas.microsoft.com/office/drawing/2015/9/8/chartex" xmlns:cx2="http://schemas.microsoft.com/office/drawing/2015/10/21/chartex" xmlns:cx3="http://schemas.microsoft.com/office/drawing/2016/5/9/chartex" xmlns:cx4="http://schemas.microsoft.com/office/drawing/2016/5/10/chartex" xmlns:cx5="http://schemas.microsoft.com/office/drawing/2016/5/11/chartex" xmlns:cx6="http://schemas.microsoft.com/office/drawing/2016/5/12/chartex" xmlns:cx7="http://schemas.microsoft.com/office/drawing/2016/5/13/chartex" xmlns:cx8="http://schemas.microsoft.com/office/drawing/2016/5/14/chartex" xmlns:mc="http://schemas.openxmlformats.org/markup-compatibility/2006" xmlns:aink="http://schemas.microsoft.com/office/drawing/2016/ink" xmlns:am3d="http://schemas.microsoft.com/office/drawing/2017/model3d" xmlns:o="urn:schemas-microsoft-com:office:office" xmlns:oel="http://schemas.microsoft.com/office/2019/extlst" xmlns:r="http://schemas.openxmlformats.org/officeDocument/2006/relationships" xmlns:m="http://schemas.openxmlformats.org/officeDocument/2006/math" xmlns:v="urn:schemas-microsoft-com:vml" xmlns:wp14="http://schemas.microsoft.com/office/word/2010/wordprocessingDrawing" xmlns:wp="http://schemas.openxmlformats.org/drawingml/2006/wordprocessingDrawing" xmlns:w10="urn:schemas-microsoft-com:office:word" xmlns:w="http://schemas.openxmlformats.org/wordprocessingml/2006/main" xmlns:w14="http://schemas.microsoft.com/office/word/2010/wordml" xmlns:w15="http://schemas.microsoft.com/office/word/2012/wordml" xmlns:w16cex="http://schemas.microsoft.com/office/word/2018/wordml/cex" xmlns:w16cid="http://schemas.microsoft.com/office/word/2016/wordml/cid" xmlns:w16="http://schemas.microsoft.com/office/word/2018/wordml" xmlns:w16sdtdh="http://schemas.microsoft.com/office/word/2020/wordml/sdtdatahash" xmlns:w16se="http://schemas.microsoft.com/office/word/2015/wordml/symex" xmlns:wpg="http://schemas.microsoft.com/office/word/2010/wordprocessingGroup" xmlns:wpi="http://schemas.microsoft.com/office/word/2010/wordprocessingInk" xmlns:wne="http://schemas.microsoft.com/office/word/2006/wordml" xmlns:wps="http://schemas.microsoft.com/office/word/2010/wordprocessingShape" mc:Ignorable="w14 w15 w16se w16cid w16 w16cex w16sdtdh wp14">
+<w:hdr xmlns:wpc="http://schemas.microsoft.com/office/word/2010/wordprocessingCanvas" xmlns:cx="http://schemas.microsoft.com/office/drawing/2014/chartex" xmlns:cx1="http://schemas.microsoft.com/office/drawing/2015/9/8/chartex" xmlns:cx2="http://schemas.microsoft.com/office/drawing/2015/10/21/chartex" xmlns:cx3="http://schemas.microsoft.com/office/drawing/2016/5/9/chartex" xmlns:cx4="http://schemas.microsoft.com/office/drawing/2016/5/10/chartex" xmlns:cx5="http://schemas.microsoft.com/office/drawing/2016/5/11/chartex" xmlns:cx6="http://schemas.microsoft.com/office/drawing/2016/5/12/chartex" xmlns:cx7="http://schemas.microsoft.com/office/drawing/2016/5/13/chartex" xmlns:cx8="http://schemas.microsoft.com/office/drawing/2016/5/14/chartex" xmlns:mc="http://schemas.openxmlformats.org/markup-compatibility/2006" xmlns:aink="http://schemas.microsoft.com/office/drawing/2016/ink" xmlns:am3d="http://schemas.microsoft.com/office/drawing/2017/model3d" xmlns:o="urn:schemas-microsoft-com:office:office" xmlns:oel="http://schemas.microsoft.com/office/2019/extlst" xmlns:r="http://schemas.openxmlformats.org/officeDocument/2006/relationships" xmlns:m="http://schemas.openxmlformats.org/officeDocument/2006/math" xmlns:v="urn:schemas-microsoft-com:vml" xmlns:wp14="http://schemas.microsoft.com/office/word/2010/wordprocessingDrawing" xmlns:wp="http://schemas.openxmlformats.org/drawingml/2006/wordprocessingDrawing" xmlns:w10="urn:schemas-microsoft-com:office:word" xmlns:w="http://schemas.openxmlformats.org/wordprocessingml/2006/main" xmlns:w14="http://schemas.microsoft.com/office/word/2010/wordml" xmlns:w15="http://schemas.microsoft.com/office/word/2012/wordml" xmlns:w16cex="http://schemas.microsoft.com/office/word/2018/wordml/cex" xmlns:w16cid="http://schemas.microsoft.com/office/word/2016/wordml/cid" xmlns:w16="http://schemas.microsoft.com/office/word/2018/wordml" xmlns:w16du="http://schemas.microsoft.com/office/word/2023/wordml/word16du" xmlns:w16sdtdh="http://schemas.microsoft.com/office/word/2020/wordml/sdtdatahash" xmlns:w16sdtfl="http://schemas.microsoft.com/office/word/2024/wordml/sdtformatlock" xmlns:w16se="http://schemas.microsoft.com/office/word/2015/wordml/symex" xmlns:wpg="http://schemas.microsoft.com/office/word/2010/wordprocessingGroup" xmlns:wpi="http://schemas.microsoft.com/office/word/2010/wordprocessingInk" xmlns:wne="http://schemas.microsoft.com/office/word/2006/wordml" xmlns:wps="http://schemas.microsoft.com/office/word/2010/wordprocessingShape" mc:Ignorable="w14 w15 w16se w16cid w16 w16cex w16sdtdh w16sdtfl w16du wp14">
   <w:p>
     <w:pPr>
       <w:pStyle w:val="Header"/>
@@ -11713,7 +11649,7 @@
 </file>
 
 <file path=word/styles.xml><?xml version="1.0" encoding="utf-8"?>
-<w:styles xmlns:mc="http://schemas.openxmlformats.org/markup-compatibility/2006" xmlns:r="http://schemas.openxmlformats.org/officeDocument/2006/relationships" xmlns:w="http://schemas.openxmlformats.org/wordprocessingml/2006/main" xmlns:w14="http://schemas.microsoft.com/office/word/2010/wordml" xmlns:w15="http://schemas.microsoft.com/office/word/2012/wordml" xmlns:w16cex="http://schemas.microsoft.com/office/word/2018/wordml/cex" xmlns:w16cid="http://schemas.microsoft.com/office/word/2016/wordml/cid" xmlns:w16="http://schemas.microsoft.com/office/word/2018/wordml" xmlns:w16sdtdh="http://schemas.microsoft.com/office/word/2020/wordml/sdtdatahash" xmlns:w16se="http://schemas.microsoft.com/office/word/2015/wordml/symex" mc:Ignorable="w14 w15 w16se w16cid w16 w16cex w16sdtdh">
+<w:styles xmlns:mc="http://schemas.openxmlformats.org/markup-compatibility/2006" xmlns:r="http://schemas.openxmlformats.org/officeDocument/2006/relationships" xmlns:w="http://schemas.openxmlformats.org/wordprocessingml/2006/main" xmlns:w14="http://schemas.microsoft.com/office/word/2010/wordml" xmlns:w15="http://schemas.microsoft.com/office/word/2012/wordml" xmlns:w16cex="http://schemas.microsoft.com/office/word/2018/wordml/cex" xmlns:w16cid="http://schemas.microsoft.com/office/word/2016/wordml/cid" xmlns:w16="http://schemas.microsoft.com/office/word/2018/wordml" xmlns:w16du="http://schemas.microsoft.com/office/word/2023/wordml/word16du" xmlns:w16sdtdh="http://schemas.microsoft.com/office/word/2020/wordml/sdtdatahash" xmlns:w16sdtfl="http://schemas.microsoft.com/office/word/2024/wordml/sdtformatlock" xmlns:w16se="http://schemas.microsoft.com/office/word/2015/wordml/symex" mc:Ignorable="w14 w15 w16se w16cid w16 w16cex w16sdtdh w16sdtfl w16du">
   <w:docDefaults>
     <w:rPrDefault>
       <w:rPr>
